--- a/docs/manuales/docx/Anexo_B_Especificacion_de_Diseno.docx
+++ b/docs/manuales/docx/Anexo_B_Especificacion_de_Diseno.docx
@@ -656,6 +656,33 @@
           <w:tab w:val="right" w:pos="8787" w:leader="dot"/>
         </w:tabs>
         <w:spacing w:after="60" w:line="276"/>
+        <w:ind w:left="800"/>
+      </w:pPr>
+      <w:r>
+        <w:rPr>
+          <w:rFonts w:ascii="Times New Roman" w:cs="Times New Roman" w:eastAsia="Times New Roman" w:hAnsi="Times New Roman"/>
+          <w:b w:val="false"/>
+          <w:bCs w:val="false"/>
+          <w:sz w:val="22"/>
+          <w:szCs w:val="22"/>
+        </w:rPr>
+        <w:t xml:space="preserve">B.3.6. Últimos artículos de la dirección (ORCID)</w:t>
+      </w:r>
+      <w:r>
+        <w:rPr>
+          <w:rFonts w:ascii="Times New Roman" w:cs="Times New Roman" w:eastAsia="Times New Roman" w:hAnsi="Times New Roman"/>
+          <w:sz w:val="22"/>
+          <w:szCs w:val="22"/>
+        </w:rPr>
+        <w:t xml:space="preserve">	9</w:t>
+      </w:r>
+    </w:p>
+    <w:p>
+      <w:pPr>
+        <w:tabs>
+          <w:tab w:val="right" w:pos="8787" w:leader="dot"/>
+        </w:tabs>
+        <w:spacing w:after="60" w:line="276"/>
         <w:ind w:left="400"/>
       </w:pPr>
       <w:r>
@@ -755,7 +782,7 @@
           <w:sz w:val="22"/>
           <w:szCs w:val="22"/>
         </w:rPr>
-        <w:t xml:space="preserve">	10</w:t>
+        <w:t xml:space="preserve">	11</w:t>
       </w:r>
     </w:p>
     <w:p>
@@ -809,7 +836,7 @@
           <w:sz w:val="22"/>
           <w:szCs w:val="22"/>
         </w:rPr>
-        <w:t xml:space="preserve">	11</w:t>
+        <w:t xml:space="preserve">	12</w:t>
       </w:r>
     </w:p>
     <w:p>
@@ -863,7 +890,7 @@
           <w:sz w:val="22"/>
           <w:szCs w:val="22"/>
         </w:rPr>
-        <w:t xml:space="preserve">	12</w:t>
+        <w:t xml:space="preserve">	13</w:t>
       </w:r>
     </w:p>
     <w:p>
@@ -1541,6 +1568,78 @@
                 <w:szCs w:val="22"/>
               </w:rPr>
               <w:t xml:space="preserve">Resend, con plantillas HTML propias y logo incrustado</w:t>
+            </w:r>
+          </w:p>
+        </w:tc>
+      </w:tr>
+      <w:tr>
+        <w:tc>
+          <w:tcPr>
+            <w:tcW w:type="dxa" w:w="2636"/>
+            <w:tcBorders>
+              <w:top w:val="single" w:color="808080" w:sz="4"/>
+              <w:left w:val="single" w:color="808080" w:sz="4"/>
+              <w:bottom w:val="single" w:color="808080" w:sz="4"/>
+              <w:right w:val="single" w:color="808080" w:sz="4"/>
+            </w:tcBorders>
+            <w:tcMar>
+              <w:top w:type="dxa" w:w="60"/>
+              <w:left w:type="dxa" w:w="100"/>
+              <w:bottom w:type="dxa" w:w="60"/>
+              <w:right w:type="dxa" w:w="100"/>
+            </w:tcMar>
+            <w:vAlign w:val="center"/>
+          </w:tcPr>
+          <w:p>
+            <w:pPr>
+              <w:spacing w:after="0" w:line="240"/>
+              <w:jc w:val="left"/>
+            </w:pPr>
+            <w:r>
+              <w:rPr>
+                <w:rFonts w:ascii="Times New Roman" w:cs="Times New Roman" w:eastAsia="Times New Roman" w:hAnsi="Times New Roman"/>
+                <w:b w:val="false"/>
+                <w:bCs w:val="false"/>
+                <w:color w:val="000000"/>
+                <w:sz w:val="22"/>
+                <w:szCs w:val="22"/>
+              </w:rPr>
+              <w:t xml:space="preserve">Publicaciones</w:t>
+            </w:r>
+          </w:p>
+        </w:tc>
+        <w:tc>
+          <w:tcPr>
+            <w:tcW w:type="dxa" w:w="6151"/>
+            <w:tcBorders>
+              <w:top w:val="single" w:color="808080" w:sz="4"/>
+              <w:left w:val="single" w:color="808080" w:sz="4"/>
+              <w:bottom w:val="single" w:color="808080" w:sz="4"/>
+              <w:right w:val="single" w:color="808080" w:sz="4"/>
+            </w:tcBorders>
+            <w:tcMar>
+              <w:top w:type="dxa" w:w="60"/>
+              <w:left w:type="dxa" w:w="100"/>
+              <w:bottom w:type="dxa" w:w="60"/>
+              <w:right w:type="dxa" w:w="100"/>
+            </w:tcMar>
+            <w:vAlign w:val="center"/>
+          </w:tcPr>
+          <w:p>
+            <w:pPr>
+              <w:spacing w:after="0" w:line="240"/>
+              <w:jc w:val="left"/>
+            </w:pPr>
+            <w:r>
+              <w:rPr>
+                <w:rFonts w:ascii="Times New Roman" w:cs="Times New Roman" w:eastAsia="Times New Roman" w:hAnsi="Times New Roman"/>
+                <w:b w:val="false"/>
+                <w:bCs w:val="false"/>
+                <w:color w:val="000000"/>
+                <w:sz w:val="22"/>
+                <w:szCs w:val="22"/>
+              </w:rPr>
+              <w:t xml:space="preserve">API pública de ORCID: último artículo de cada miembro de la dirección, con caché de 24 horas y lista editable de reserva</w:t>
             </w:r>
           </w:p>
         </w:tc>
@@ -4310,7 +4409,7 @@
                 <w:sz w:val="22"/>
                 <w:szCs w:val="22"/>
               </w:rPr>
-              <w:t xml:space="preserve">title/titleEn, type (Congreso, Seminario, Jornada), startsAt/endsAt, location, url, image y status (UPCOMING/PAST/CANCELLED).</w:t>
+              <w:t xml:space="preserve">title/titleEn, type (Congreso, Seminario, Jornada), startsAt/endsAt, location, url, image y status. En la web pública, «próximo» o «celebrado» se deriva de las fechas; el campo status solo se aplica manualmente para CANCELLED.</w:t>
             </w:r>
           </w:p>
         </w:tc>
@@ -5855,6 +5954,37 @@
           <w:szCs w:val="22"/>
         </w:rPr>
         <w:t xml:space="preserve">Ciclo de vida de una noticia (estados y transiciones).</w:t>
+      </w:r>
+    </w:p>
+    <w:p>
+      <w:pPr>
+        <w:pStyle w:val="Heading3"/>
+        <w:spacing w:after="140" w:before="300"/>
+      </w:pPr>
+      <w:r>
+        <w:rPr>
+          <w:rFonts w:ascii="Arial" w:cs="Arial" w:eastAsia="Arial" w:hAnsi="Arial"/>
+          <w:b/>
+          <w:bCs/>
+          <w:color w:val="000000"/>
+          <w:sz w:val="24"/>
+          <w:szCs w:val="24"/>
+        </w:rPr>
+        <w:t xml:space="preserve">B.3.6. Últimos artículos de la dirección (ORCID)</w:t>
+      </w:r>
+    </w:p>
+    <w:p>
+      <w:pPr>
+        <w:spacing w:after="160" w:line="300"/>
+        <w:jc w:val="both"/>
+      </w:pPr>
+      <w:r>
+        <w:rPr>
+          <w:rFonts w:ascii="Times New Roman" w:cs="Times New Roman" w:eastAsia="Times New Roman" w:hAnsi="Times New Roman"/>
+          <w:sz w:val="24"/>
+          <w:szCs w:val="24"/>
+        </w:rPr>
+        <w:t xml:space="preserve">La banda de publicaciones de /investigacion se alimenta de la API pública de ORCID (pub.orcid.org, sin clave): para la directora, el subdirector y el secretario académico se consulta su lista de obras, se toma la más reciente por fecha de publicación y se completa con revista, autores y enlace (DOI). Las respuestas se cachean 24 horas con el revalidate de fetch, de modo que la banda se renueva sola cuando la dirección publica algo nuevo, sin cron ni edición manual. Si ORCID no responde o algún perfil no devuelve resultados, la página cae a la lista editable del panel, que se conserva como reserva.</w:t>
       </w:r>
     </w:p>
     <w:p>

--- a/docs/manuales/docx/Anexo_B_Especificacion_de_Diseno.docx
+++ b/docs/manuales/docx/Anexo_B_Especificacion_de_Diseno.docx
@@ -5316,7 +5316,7 @@
       <w:r>
         <w:drawing>
           <wp:inline distT="0" distB="0" distL="0" distR="0">
-            <wp:extent cx="5400675" cy="3648075"/>
+            <wp:extent cx="5476875" cy="3933825"/>
             <wp:effectExtent t="0" r="0" b="0" l="0"/>
             <wp:docPr id="1" name="" descr="" title=""/>
             <wp:cNvGraphicFramePr>
@@ -5341,7 +5341,7 @@
                   <pic:spPr bwMode="auto">
                     <a:xfrm>
                       <a:off x="0" y="0"/>
-                      <a:ext cx="5400675" cy="3648075"/>
+                      <a:ext cx="5476875" cy="3933825"/>
                     </a:xfrm>
                     <a:prstGeom prst="rect">
                       <a:avLst/>
@@ -5378,7 +5378,7 @@
           <w:sz w:val="22"/>
           <w:szCs w:val="22"/>
         </w:rPr>
-        <w:t xml:space="preserve">Modelo de datos (vista lógica): entidades, campos principales y relación Member–ResearchGroup.</w:t>
+        <w:t xml:space="preserve">Modelo de datos: entidades y campos, relación Member–ResearchGroup, reglas y unicidades.</w:t>
       </w:r>
     </w:p>
     <w:p>
@@ -5725,7 +5725,7 @@
       <w:r>
         <w:drawing>
           <wp:inline distT="0" distB="0" distL="0" distR="0">
-            <wp:extent cx="5257800" cy="3362325"/>
+            <wp:extent cx="5400675" cy="3657600"/>
             <wp:effectExtent t="0" r="0" b="0" l="0"/>
             <wp:docPr id="1" name="" descr="" title=""/>
             <wp:cNvGraphicFramePr>
@@ -5750,7 +5750,7 @@
                   <pic:spPr bwMode="auto">
                     <a:xfrm>
                       <a:off x="0" y="0"/>
-                      <a:ext cx="5257800" cy="3362325"/>
+                      <a:ext cx="5400675" cy="3657600"/>
                     </a:xfrm>
                     <a:prstGeom prst="rect">
                       <a:avLst/>
@@ -5891,7 +5891,7 @@
       <w:r>
         <w:drawing>
           <wp:inline distT="0" distB="0" distL="0" distR="0">
-            <wp:extent cx="4857750" cy="1962150"/>
+            <wp:extent cx="5114925" cy="2905125"/>
             <wp:effectExtent t="0" r="0" b="0" l="0"/>
             <wp:docPr id="1" name="" descr="" title=""/>
             <wp:cNvGraphicFramePr>
@@ -5916,7 +5916,7 @@
                   <pic:spPr bwMode="auto">
                     <a:xfrm>
                       <a:off x="0" y="0"/>
-                      <a:ext cx="4857750" cy="1962150"/>
+                      <a:ext cx="5114925" cy="2905125"/>
                     </a:xfrm>
                     <a:prstGeom prst="rect">
                       <a:avLst/>
@@ -5953,7 +5953,7 @@
           <w:sz w:val="22"/>
           <w:szCs w:val="22"/>
         </w:rPr>
-        <w:t xml:space="preserve">Ciclo de vida de una noticia (estados y transiciones).</w:t>
+        <w:t xml:space="preserve">Diagrama de estados de una noticia (transiciones y reglas).</w:t>
       </w:r>
     </w:p>
     <w:p>
@@ -6043,7 +6043,7 @@
       <w:r>
         <w:drawing>
           <wp:inline distT="0" distB="0" distL="0" distR="0">
-            <wp:extent cx="4857750" cy="3400425"/>
+            <wp:extent cx="5400675" cy="3971925"/>
             <wp:effectExtent t="0" r="0" b="0" l="0"/>
             <wp:docPr id="1" name="" descr="" title=""/>
             <wp:cNvGraphicFramePr>
@@ -6068,7 +6068,7 @@
                   <pic:spPr bwMode="auto">
                     <a:xfrm>
                       <a:off x="0" y="0"/>
-                      <a:ext cx="4857750" cy="3400425"/>
+                      <a:ext cx="5400675" cy="3971925"/>
                     </a:xfrm>
                     <a:prstGeom prst="rect">
                       <a:avLst/>
@@ -6105,7 +6105,7 @@
           <w:sz w:val="22"/>
           <w:szCs w:val="22"/>
         </w:rPr>
-        <w:t xml:space="preserve">Arquitectura en capas y componentes del sistema.</w:t>
+        <w:t xml:space="preserve">Diagrama de componentes del sistema (cliente, servidor Next.js y servicios externos).</w:t>
       </w:r>
     </w:p>
     <w:p>
